--- a/NOTES.docx
+++ b/NOTES.docx
@@ -1,6 +1,6 @@
 
 <file path=word/document.xml><?xml version="1.0" encoding="utf-8"?>
-<w:document xmlns:wpc="http://schemas.microsoft.com/office/word/2010/wordprocessingCanvas" xmlns:cx="http://schemas.microsoft.com/office/drawing/2014/chartex" xmlns:cx1="http://schemas.microsoft.com/office/drawing/2015/9/8/chartex" xmlns:cx2="http://schemas.microsoft.com/office/drawing/2015/10/21/chartex" xmlns:cx3="http://schemas.microsoft.com/office/drawing/2016/5/9/chartex" xmlns:cx4="http://schemas.microsoft.com/office/drawing/2016/5/10/chartex" xmlns:cx5="http://schemas.microsoft.com/office/drawing/2016/5/11/chartex" xmlns:cx6="http://schemas.microsoft.com/office/drawing/2016/5/12/chartex" xmlns:cx7="http://schemas.microsoft.com/office/drawing/2016/5/13/chartex" xmlns:cx8="http://schemas.microsoft.com/office/drawing/2016/5/14/chartex" xmlns:mc="http://schemas.openxmlformats.org/markup-compatibility/2006" xmlns:aink="http://schemas.microsoft.com/office/drawing/2016/ink" xmlns:am3d="http://schemas.microsoft.com/office/drawing/2017/model3d" xmlns:o="urn:schemas-microsoft-com:office:office" xmlns:oel="http://schemas.microsoft.com/office/2019/extlst" xmlns:r="http://schemas.openxmlformats.org/officeDocument/2006/relationships" xmlns:m="http://schemas.openxmlformats.org/officeDocument/2006/math" xmlns:v="urn:schemas-microsoft-com:vml" xmlns:wp14="http://schemas.microsoft.com/office/word/2010/wordprocessingDrawing" xmlns:wp="http://schemas.openxmlformats.org/drawingml/2006/wordprocessingDrawing" xmlns:w10="urn:schemas-microsoft-com:office:word" xmlns:w="http://schemas.openxmlformats.org/wordprocessingml/2006/main" xmlns:w14="http://schemas.microsoft.com/office/word/2010/wordml" xmlns:w15="http://schemas.microsoft.com/office/word/2012/wordml" xmlns:w16cex="http://schemas.microsoft.com/office/word/2018/wordml/cex" xmlns:w16cid="http://schemas.microsoft.com/office/word/2016/wordml/cid" xmlns:w16="http://schemas.microsoft.com/office/word/2018/wordml" xmlns:w16sdtdh="http://schemas.microsoft.com/office/word/2020/wordml/sdtdatahash" xmlns:w16se="http://schemas.microsoft.com/office/word/2015/wordml/symex" xmlns:wpg="http://schemas.microsoft.com/office/word/2010/wordprocessingGroup" xmlns:wpi="http://schemas.microsoft.com/office/word/2010/wordprocessingInk" xmlns:wne="http://schemas.microsoft.com/office/word/2006/wordml" xmlns:wps="http://schemas.microsoft.com/office/word/2010/wordprocessingShape" mc:Ignorable="w14 w15 w16se w16cid w16 w16cex w16sdtdh wp14">
+<w:document xmlns:wpc="http://schemas.microsoft.com/office/word/2010/wordprocessingCanvas" xmlns:cx="http://schemas.microsoft.com/office/drawing/2014/chartex" xmlns:cx1="http://schemas.microsoft.com/office/drawing/2015/9/8/chartex" xmlns:cx2="http://schemas.microsoft.com/office/drawing/2015/10/21/chartex" xmlns:cx3="http://schemas.microsoft.com/office/drawing/2016/5/9/chartex" xmlns:cx4="http://schemas.microsoft.com/office/drawing/2016/5/10/chartex" xmlns:cx5="http://schemas.microsoft.com/office/drawing/2016/5/11/chartex" xmlns:cx6="http://schemas.microsoft.com/office/drawing/2016/5/12/chartex" xmlns:cx7="http://schemas.microsoft.com/office/drawing/2016/5/13/chartex" xmlns:cx8="http://schemas.microsoft.com/office/drawing/2016/5/14/chartex" xmlns:mc="http://schemas.openxmlformats.org/markup-compatibility/2006" xmlns:aink="http://schemas.microsoft.com/office/drawing/2016/ink" xmlns:am3d="http://schemas.microsoft.com/office/drawing/2017/model3d" xmlns:o="urn:schemas-microsoft-com:office:office" xmlns:oel="http://schemas.microsoft.com/office/2019/extlst" xmlns:r="http://schemas.openxmlformats.org/officeDocument/2006/relationships" xmlns:m="http://schemas.openxmlformats.org/officeDocument/2006/math" xmlns:v="urn:schemas-microsoft-com:vml" xmlns:wp14="http://schemas.microsoft.com/office/word/2010/wordprocessingDrawing" xmlns:wp="http://schemas.openxmlformats.org/drawingml/2006/wordprocessingDrawing" xmlns:w10="urn:schemas-microsoft-com:office:word" xmlns:w="http://schemas.openxmlformats.org/wordprocessingml/2006/main" xmlns:w14="http://schemas.microsoft.com/office/word/2010/wordml" xmlns:w15="http://schemas.microsoft.com/office/word/2012/wordml" xmlns:w16cex="http://schemas.microsoft.com/office/word/2018/wordml/cex" xmlns:w16cid="http://schemas.microsoft.com/office/word/2016/wordml/cid" xmlns:w16="http://schemas.microsoft.com/office/word/2018/wordml" xmlns:w16du="http://schemas.microsoft.com/office/word/2023/wordml/word16du" xmlns:w16sdtdh="http://schemas.microsoft.com/office/word/2020/wordml/sdtdatahash" xmlns:w16sdtfl="http://schemas.microsoft.com/office/word/2024/wordml/sdtformatlock" xmlns:w16se="http://schemas.microsoft.com/office/word/2015/wordml/symex" xmlns:wpg="http://schemas.microsoft.com/office/word/2010/wordprocessingGroup" xmlns:wpi="http://schemas.microsoft.com/office/word/2010/wordprocessingInk" xmlns:wne="http://schemas.microsoft.com/office/word/2006/wordml" xmlns:wps="http://schemas.microsoft.com/office/word/2010/wordprocessingShape" mc:Ignorable="w14 w15 w16se w16cid w16 w16cex w16sdtdh w16sdtfl w16du wp14">
   <w:body>
     <w:p>
       <w:pPr>
@@ -19,6 +19,7 @@
           <w:szCs w:val="48"/>
         </w:rPr>
       </w:pPr>
+      <w:proofErr w:type="spellStart"/>
       <w:r>
         <w:rPr>
           <w:rFonts w:ascii="Segoe UI" w:eastAsia="Times New Roman" w:hAnsi="Segoe UI" w:cs="Segoe UI"/>
@@ -29,7 +30,20 @@
           <w:sz w:val="48"/>
           <w:szCs w:val="48"/>
         </w:rPr>
-        <w:t>BrowserBible v3</w:t>
+        <w:t>BrowserBible</w:t>
+      </w:r>
+      <w:proofErr w:type="spellEnd"/>
+      <w:r>
+        <w:rPr>
+          <w:rFonts w:ascii="Segoe UI" w:eastAsia="Times New Roman" w:hAnsi="Segoe UI" w:cs="Segoe UI"/>
+          <w:b/>
+          <w:bCs/>
+          <w:color w:val="24292E"/>
+          <w:kern w:val="36"/>
+          <w:sz w:val="48"/>
+          <w:szCs w:val="48"/>
+        </w:rPr>
+        <w:t xml:space="preserve"> v3</w:t>
       </w:r>
     </w:p>
     <w:p>
@@ -82,15 +96,49 @@
           <w:lang w:val="vi-VN"/>
         </w:rPr>
       </w:pPr>
-      <w:r>
-        <w:rPr>
-          <w:rFonts w:ascii="Segoe UI" w:eastAsia="Times New Roman" w:hAnsi="Segoe UI" w:cs="Segoe UI"/>
-          <w:color w:val="24292E"/>
-          <w:sz w:val="24"/>
-          <w:szCs w:val="24"/>
-          <w:lang w:val="vi-VN"/>
-        </w:rPr>
-        <w:t xml:space="preserve">Video Íntructions: </w:t>
+      <w:proofErr w:type="spellStart"/>
+      <w:r>
+        <w:rPr>
+          <w:rFonts w:ascii="Segoe UI" w:eastAsia="Times New Roman" w:hAnsi="Segoe UI" w:cs="Segoe UI"/>
+          <w:color w:val="24292E"/>
+          <w:sz w:val="24"/>
+          <w:szCs w:val="24"/>
+          <w:lang w:val="vi-VN"/>
+        </w:rPr>
+        <w:t>Video</w:t>
+      </w:r>
+      <w:proofErr w:type="spellEnd"/>
+      <w:r>
+        <w:rPr>
+          <w:rFonts w:ascii="Segoe UI" w:eastAsia="Times New Roman" w:hAnsi="Segoe UI" w:cs="Segoe UI"/>
+          <w:color w:val="24292E"/>
+          <w:sz w:val="24"/>
+          <w:szCs w:val="24"/>
+          <w:lang w:val="vi-VN"/>
+        </w:rPr>
+        <w:t xml:space="preserve"> </w:t>
+      </w:r>
+      <w:proofErr w:type="spellStart"/>
+      <w:r>
+        <w:rPr>
+          <w:rFonts w:ascii="Segoe UI" w:eastAsia="Times New Roman" w:hAnsi="Segoe UI" w:cs="Segoe UI"/>
+          <w:color w:val="24292E"/>
+          <w:sz w:val="24"/>
+          <w:szCs w:val="24"/>
+          <w:lang w:val="vi-VN"/>
+        </w:rPr>
+        <w:t>Íntructions</w:t>
+      </w:r>
+      <w:proofErr w:type="spellEnd"/>
+      <w:r>
+        <w:rPr>
+          <w:rFonts w:ascii="Segoe UI" w:eastAsia="Times New Roman" w:hAnsi="Segoe UI" w:cs="Segoe UI"/>
+          <w:color w:val="24292E"/>
+          <w:sz w:val="24"/>
+          <w:szCs w:val="24"/>
+          <w:lang w:val="vi-VN"/>
+        </w:rPr>
+        <w:t xml:space="preserve">: </w:t>
       </w:r>
       <w:hyperlink r:id="rId5" w:anchor="dyoUQyPotIR0u4oRgbMtnA" w:history="1">
         <w:r>
@@ -150,7 +198,27 @@
           <w:sz w:val="24"/>
           <w:szCs w:val="24"/>
         </w:rPr>
-        <w:t>Before BrowserBible is ready for deployment, the texts that will be deployed with it must be built. To build texts, first install the dependencies:</w:t>
+        <w:t xml:space="preserve">Before </w:t>
+      </w:r>
+      <w:proofErr w:type="spellStart"/>
+      <w:r>
+        <w:rPr>
+          <w:rFonts w:ascii="Segoe UI" w:eastAsia="Times New Roman" w:hAnsi="Segoe UI" w:cs="Segoe UI"/>
+          <w:color w:val="24292E"/>
+          <w:sz w:val="24"/>
+          <w:szCs w:val="24"/>
+        </w:rPr>
+        <w:t>BrowserBible</w:t>
+      </w:r>
+      <w:proofErr w:type="spellEnd"/>
+      <w:r>
+        <w:rPr>
+          <w:rFonts w:ascii="Segoe UI" w:eastAsia="Times New Roman" w:hAnsi="Segoe UI" w:cs="Segoe UI"/>
+          <w:color w:val="24292E"/>
+          <w:sz w:val="24"/>
+          <w:szCs w:val="24"/>
+        </w:rPr>
+        <w:t xml:space="preserve"> is ready for deployment, the texts that will be deployed with it must be built. To build texts, first install the dependencies:</w:t>
       </w:r>
     </w:p>
     <w:p>
@@ -183,6 +251,7 @@
           <w:bdr w:val="none" w:sz="0" w:space="0" w:color="auto" w:frame="1"/>
         </w:rPr>
       </w:pPr>
+      <w:proofErr w:type="spellStart"/>
       <w:r>
         <w:rPr>
           <w:rFonts w:ascii="Consolas" w:eastAsia="Times New Roman" w:hAnsi="Consolas" w:cs="Consolas"/>
@@ -191,7 +260,18 @@
           <w:szCs w:val="20"/>
           <w:bdr w:val="none" w:sz="0" w:space="0" w:color="auto" w:frame="1"/>
         </w:rPr>
-        <w:t>npm install</w:t>
+        <w:t>npm</w:t>
+      </w:r>
+      <w:proofErr w:type="spellEnd"/>
+      <w:r>
+        <w:rPr>
+          <w:rFonts w:ascii="Consolas" w:eastAsia="Times New Roman" w:hAnsi="Consolas" w:cs="Consolas"/>
+          <w:color w:val="24292E"/>
+          <w:sz w:val="20"/>
+          <w:szCs w:val="20"/>
+          <w:bdr w:val="none" w:sz="0" w:space="0" w:color="auto" w:frame="1"/>
+        </w:rPr>
+        <w:t xml:space="preserve"> install</w:t>
       </w:r>
     </w:p>
     <w:p>
@@ -244,6 +324,7 @@
           <w:bdr w:val="none" w:sz="0" w:space="0" w:color="auto" w:frame="1"/>
         </w:rPr>
       </w:pPr>
+      <w:proofErr w:type="spellStart"/>
       <w:r>
         <w:rPr>
           <w:rFonts w:ascii="Consolas" w:eastAsia="Times New Roman" w:hAnsi="Consolas" w:cs="Consolas"/>
@@ -252,54 +333,99 @@
           <w:szCs w:val="20"/>
           <w:bdr w:val="none" w:sz="0" w:space="0" w:color="auto" w:frame="1"/>
         </w:rPr>
-        <w:t>npm run build:content</w:t>
-      </w:r>
-    </w:p>
-    <w:p>
-      <w:pPr>
-        <w:spacing w:after="240" w:line="240" w:lineRule="auto"/>
-        <w:rPr>
-          <w:rFonts w:ascii="Segoe UI" w:eastAsia="Times New Roman" w:hAnsi="Segoe UI" w:cs="Segoe UI"/>
-          <w:color w:val="24292E"/>
-          <w:sz w:val="24"/>
-          <w:szCs w:val="24"/>
-        </w:rPr>
-      </w:pPr>
-      <w:r>
-        <w:rPr>
-          <w:rFonts w:ascii="Segoe UI" w:eastAsia="Times New Roman" w:hAnsi="Segoe UI" w:cs="Segoe UI"/>
-          <w:color w:val="24292E"/>
-          <w:sz w:val="24"/>
-          <w:szCs w:val="24"/>
-        </w:rPr>
-        <w:t>(nodejs &gt;= 4 is required here.)</w:t>
-      </w:r>
-    </w:p>
-    <w:p>
-      <w:pPr>
-        <w:spacing w:after="0" w:line="240" w:lineRule="auto"/>
-        <w:rPr>
-          <w:rFonts w:ascii="Segoe UI" w:eastAsia="Times New Roman" w:hAnsi="Segoe UI" w:cs="Segoe UI"/>
-          <w:color w:val="24292E"/>
-          <w:sz w:val="24"/>
-          <w:szCs w:val="24"/>
-        </w:rPr>
-      </w:pPr>
-      <w:r>
-        <w:rPr>
-          <w:rFonts w:ascii="Segoe UI" w:eastAsia="Times New Roman" w:hAnsi="Segoe UI" w:cs="Segoe UI"/>
-          <w:color w:val="24292E"/>
-          <w:sz w:val="24"/>
-          <w:szCs w:val="24"/>
-        </w:rPr>
-        <w:t>This will read the texts data from </w:t>
-      </w:r>
+        <w:t>npm</w:t>
+      </w:r>
+      <w:proofErr w:type="spellEnd"/>
       <w:r>
         <w:rPr>
           <w:rFonts w:ascii="Consolas" w:eastAsia="Times New Roman" w:hAnsi="Consolas" w:cs="Consolas"/>
           <w:color w:val="24292E"/>
           <w:sz w:val="20"/>
           <w:szCs w:val="20"/>
+          <w:bdr w:val="none" w:sz="0" w:space="0" w:color="auto" w:frame="1"/>
+        </w:rPr>
+        <w:t xml:space="preserve"> run </w:t>
+      </w:r>
+      <w:proofErr w:type="spellStart"/>
+      <w:proofErr w:type="gramStart"/>
+      <w:r>
+        <w:rPr>
+          <w:rFonts w:ascii="Consolas" w:eastAsia="Times New Roman" w:hAnsi="Consolas" w:cs="Consolas"/>
+          <w:color w:val="24292E"/>
+          <w:sz w:val="20"/>
+          <w:szCs w:val="20"/>
+          <w:bdr w:val="none" w:sz="0" w:space="0" w:color="auto" w:frame="1"/>
+        </w:rPr>
+        <w:t>build:content</w:t>
+      </w:r>
+      <w:proofErr w:type="spellEnd"/>
+      <w:proofErr w:type="gramEnd"/>
+    </w:p>
+    <w:p>
+      <w:pPr>
+        <w:spacing w:after="240" w:line="240" w:lineRule="auto"/>
+        <w:rPr>
+          <w:rFonts w:ascii="Segoe UI" w:eastAsia="Times New Roman" w:hAnsi="Segoe UI" w:cs="Segoe UI"/>
+          <w:color w:val="24292E"/>
+          <w:sz w:val="24"/>
+          <w:szCs w:val="24"/>
+        </w:rPr>
+      </w:pPr>
+      <w:r>
+        <w:rPr>
+          <w:rFonts w:ascii="Segoe UI" w:eastAsia="Times New Roman" w:hAnsi="Segoe UI" w:cs="Segoe UI"/>
+          <w:color w:val="24292E"/>
+          <w:sz w:val="24"/>
+          <w:szCs w:val="24"/>
+        </w:rPr>
+        <w:t>(</w:t>
+      </w:r>
+      <w:proofErr w:type="spellStart"/>
+      <w:r>
+        <w:rPr>
+          <w:rFonts w:ascii="Segoe UI" w:eastAsia="Times New Roman" w:hAnsi="Segoe UI" w:cs="Segoe UI"/>
+          <w:color w:val="24292E"/>
+          <w:sz w:val="24"/>
+          <w:szCs w:val="24"/>
+        </w:rPr>
+        <w:t>nodejs</w:t>
+      </w:r>
+      <w:proofErr w:type="spellEnd"/>
+      <w:r>
+        <w:rPr>
+          <w:rFonts w:ascii="Segoe UI" w:eastAsia="Times New Roman" w:hAnsi="Segoe UI" w:cs="Segoe UI"/>
+          <w:color w:val="24292E"/>
+          <w:sz w:val="24"/>
+          <w:szCs w:val="24"/>
+        </w:rPr>
+        <w:t xml:space="preserve"> &gt;= 4 is required here.)</w:t>
+      </w:r>
+    </w:p>
+    <w:p>
+      <w:pPr>
+        <w:spacing w:after="0" w:line="240" w:lineRule="auto"/>
+        <w:rPr>
+          <w:rFonts w:ascii="Segoe UI" w:eastAsia="Times New Roman" w:hAnsi="Segoe UI" w:cs="Segoe UI"/>
+          <w:color w:val="24292E"/>
+          <w:sz w:val="24"/>
+          <w:szCs w:val="24"/>
+        </w:rPr>
+      </w:pPr>
+      <w:r>
+        <w:rPr>
+          <w:rFonts w:ascii="Segoe UI" w:eastAsia="Times New Roman" w:hAnsi="Segoe UI" w:cs="Segoe UI"/>
+          <w:color w:val="24292E"/>
+          <w:sz w:val="24"/>
+          <w:szCs w:val="24"/>
+        </w:rPr>
+        <w:t>This will read the texts data from </w:t>
+      </w:r>
+      <w:r>
+        <w:rPr>
+          <w:rFonts w:ascii="Consolas" w:eastAsia="Times New Roman" w:hAnsi="Consolas" w:cs="Consolas"/>
+          <w:color w:val="24292E"/>
+          <w:sz w:val="20"/>
+          <w:szCs w:val="20"/>
         </w:rPr>
         <w:t>input/</w:t>
       </w:r>
@@ -310,7 +436,27 @@
           <w:sz w:val="24"/>
           <w:szCs w:val="24"/>
         </w:rPr>
-        <w:t> and build the files that BrowserBible will use to show and search texts and place them in </w:t>
+        <w:t xml:space="preserve"> and build the files that </w:t>
+      </w:r>
+      <w:proofErr w:type="spellStart"/>
+      <w:r>
+        <w:rPr>
+          <w:rFonts w:ascii="Segoe UI" w:eastAsia="Times New Roman" w:hAnsi="Segoe UI" w:cs="Segoe UI"/>
+          <w:color w:val="24292E"/>
+          <w:sz w:val="24"/>
+          <w:szCs w:val="24"/>
+        </w:rPr>
+        <w:t>BrowserBible</w:t>
+      </w:r>
+      <w:proofErr w:type="spellEnd"/>
+      <w:r>
+        <w:rPr>
+          <w:rFonts w:ascii="Segoe UI" w:eastAsia="Times New Roman" w:hAnsi="Segoe UI" w:cs="Segoe UI"/>
+          <w:color w:val="24292E"/>
+          <w:sz w:val="24"/>
+          <w:szCs w:val="24"/>
+        </w:rPr>
+        <w:t xml:space="preserve"> will use to show and search texts and place them in </w:t>
       </w:r>
       <w:r>
         <w:rPr>
@@ -447,7 +593,27 @@
           <w:sz w:val="20"/>
           <w:szCs w:val="20"/>
         </w:rPr>
-        <w:t>input/MyNewVersion/</w:t>
+        <w:t>input/</w:t>
+      </w:r>
+      <w:proofErr w:type="spellStart"/>
+      <w:r>
+        <w:rPr>
+          <w:rFonts w:ascii="Consolas" w:eastAsia="Times New Roman" w:hAnsi="Consolas" w:cs="Consolas"/>
+          <w:color w:val="24292E"/>
+          <w:sz w:val="20"/>
+          <w:szCs w:val="20"/>
+        </w:rPr>
+        <w:t>MyNewVersion</w:t>
+      </w:r>
+      <w:proofErr w:type="spellEnd"/>
+      <w:r>
+        <w:rPr>
+          <w:rFonts w:ascii="Consolas" w:eastAsia="Times New Roman" w:hAnsi="Consolas" w:cs="Consolas"/>
+          <w:color w:val="24292E"/>
+          <w:sz w:val="20"/>
+          <w:szCs w:val="20"/>
+        </w:rPr>
+        <w:t>/</w:t>
       </w:r>
     </w:p>
     <w:p>
@@ -471,8 +637,29 @@
           <w:sz w:val="24"/>
           <w:szCs w:val="24"/>
         </w:rPr>
-        <w:t>Create a </w:t>
-      </w:r>
+        <w:t xml:space="preserve">Create </w:t>
+      </w:r>
+      <w:proofErr w:type="gramStart"/>
+      <w:r>
+        <w:rPr>
+          <w:rFonts w:ascii="Segoe UI" w:eastAsia="Times New Roman" w:hAnsi="Segoe UI" w:cs="Segoe UI"/>
+          <w:color w:val="24292E"/>
+          <w:sz w:val="24"/>
+          <w:szCs w:val="24"/>
+        </w:rPr>
+        <w:t>a</w:t>
+      </w:r>
+      <w:proofErr w:type="gramEnd"/>
+      <w:r>
+        <w:rPr>
+          <w:rFonts w:ascii="Segoe UI" w:eastAsia="Times New Roman" w:hAnsi="Segoe UI" w:cs="Segoe UI"/>
+          <w:color w:val="24292E"/>
+          <w:sz w:val="24"/>
+          <w:szCs w:val="24"/>
+        </w:rPr>
+        <w:t> </w:t>
+      </w:r>
+      <w:proofErr w:type="spellStart"/>
       <w:r>
         <w:rPr>
           <w:rFonts w:ascii="Consolas" w:eastAsia="Times New Roman" w:hAnsi="Consolas" w:cs="Consolas"/>
@@ -482,14 +669,35 @@
         </w:rPr>
         <w:t>info.json</w:t>
       </w:r>
-      <w:r>
-        <w:rPr>
-          <w:rFonts w:ascii="Segoe UI" w:eastAsia="Times New Roman" w:hAnsi="Segoe UI" w:cs="Segoe UI"/>
-          <w:color w:val="24292E"/>
-          <w:sz w:val="24"/>
-          <w:szCs w:val="24"/>
-        </w:rPr>
-        <w:t> file in that folder with the id, name, language, information.</w:t>
+      <w:proofErr w:type="spellEnd"/>
+      <w:r>
+        <w:rPr>
+          <w:rFonts w:ascii="Segoe UI" w:eastAsia="Times New Roman" w:hAnsi="Segoe UI" w:cs="Segoe UI"/>
+          <w:color w:val="24292E"/>
+          <w:sz w:val="24"/>
+          <w:szCs w:val="24"/>
+        </w:rPr>
+        <w:t> file in that folder with the id, name, language</w:t>
+      </w:r>
+      <w:proofErr w:type="gramStart"/>
+      <w:r>
+        <w:rPr>
+          <w:rFonts w:ascii="Segoe UI" w:eastAsia="Times New Roman" w:hAnsi="Segoe UI" w:cs="Segoe UI"/>
+          <w:color w:val="24292E"/>
+          <w:sz w:val="24"/>
+          <w:szCs w:val="24"/>
+        </w:rPr>
+        <w:t>, information</w:t>
+      </w:r>
+      <w:proofErr w:type="gramEnd"/>
+      <w:r>
+        <w:rPr>
+          <w:rFonts w:ascii="Segoe UI" w:eastAsia="Times New Roman" w:hAnsi="Segoe UI" w:cs="Segoe UI"/>
+          <w:color w:val="24292E"/>
+          <w:sz w:val="24"/>
+          <w:szCs w:val="24"/>
+        </w:rPr>
+        <w:t>.</w:t>
       </w:r>
     </w:p>
     <w:p>
@@ -560,6 +768,7 @@
         </w:rPr>
         <w:t>Run </w:t>
       </w:r>
+      <w:proofErr w:type="spellStart"/>
       <w:r>
         <w:rPr>
           <w:rFonts w:ascii="Consolas" w:eastAsia="Times New Roman" w:hAnsi="Consolas" w:cs="Consolas"/>
@@ -567,8 +776,31 @@
           <w:sz w:val="20"/>
           <w:szCs w:val="20"/>
         </w:rPr>
-        <w:t>npm run build:content</w:t>
-      </w:r>
+        <w:t>npm</w:t>
+      </w:r>
+      <w:proofErr w:type="spellEnd"/>
+      <w:r>
+        <w:rPr>
+          <w:rFonts w:ascii="Consolas" w:eastAsia="Times New Roman" w:hAnsi="Consolas" w:cs="Consolas"/>
+          <w:color w:val="24292E"/>
+          <w:sz w:val="20"/>
+          <w:szCs w:val="20"/>
+        </w:rPr>
+        <w:t xml:space="preserve"> run </w:t>
+      </w:r>
+      <w:proofErr w:type="spellStart"/>
+      <w:proofErr w:type="gramStart"/>
+      <w:r>
+        <w:rPr>
+          <w:rFonts w:ascii="Consolas" w:eastAsia="Times New Roman" w:hAnsi="Consolas" w:cs="Consolas"/>
+          <w:color w:val="24292E"/>
+          <w:sz w:val="20"/>
+          <w:szCs w:val="20"/>
+        </w:rPr>
+        <w:t>build:content</w:t>
+      </w:r>
+      <w:proofErr w:type="spellEnd"/>
+      <w:proofErr w:type="gramEnd"/>
     </w:p>
     <w:p>
       <w:pPr>
@@ -593,37 +825,259 @@
           <w:szCs w:val="24"/>
           <w:lang w:val="vi-VN"/>
         </w:rPr>
-        <w:t xml:space="preserve">To add ‘comment’ on a word - </w:t>
-      </w:r>
-      <w:r>
-        <w:rPr>
-          <w:rFonts w:ascii="Segoe UI" w:eastAsia="Times New Roman" w:hAnsi="Segoe UI" w:cs="Segoe UI"/>
-          <w:color w:val="24292E"/>
-          <w:sz w:val="24"/>
-          <w:szCs w:val="24"/>
-          <w:lang w:val="vi-VN"/>
-        </w:rPr>
-        <w:t>&lt;note type="study"&gt;</w:t>
-      </w:r>
-      <w:r>
-        <w:rPr>
-          <w:rFonts w:ascii="Segoe UI" w:eastAsia="Times New Roman" w:hAnsi="Segoe UI" w:cs="Segoe UI"/>
-          <w:color w:val="24292E"/>
-          <w:sz w:val="24"/>
-          <w:szCs w:val="24"/>
-          <w:lang w:val="vi-VN"/>
-        </w:rPr>
-        <w:t>xxxx xxxx xxxx</w:t>
-      </w:r>
-      <w:r>
-        <w:rPr>
-          <w:rFonts w:ascii="Segoe UI" w:eastAsia="Times New Roman" w:hAnsi="Segoe UI" w:cs="Segoe UI"/>
-          <w:color w:val="24292E"/>
-          <w:sz w:val="24"/>
-          <w:szCs w:val="24"/>
-          <w:lang w:val="vi-VN"/>
-        </w:rPr>
-        <w:t>&lt;/note&gt;</w:t>
+        <w:t xml:space="preserve">To </w:t>
+      </w:r>
+      <w:proofErr w:type="spellStart"/>
+      <w:r>
+        <w:rPr>
+          <w:rFonts w:ascii="Segoe UI" w:eastAsia="Times New Roman" w:hAnsi="Segoe UI" w:cs="Segoe UI"/>
+          <w:color w:val="24292E"/>
+          <w:sz w:val="24"/>
+          <w:szCs w:val="24"/>
+          <w:lang w:val="vi-VN"/>
+        </w:rPr>
+        <w:t>add</w:t>
+      </w:r>
+      <w:proofErr w:type="spellEnd"/>
+      <w:r>
+        <w:rPr>
+          <w:rFonts w:ascii="Segoe UI" w:eastAsia="Times New Roman" w:hAnsi="Segoe UI" w:cs="Segoe UI"/>
+          <w:color w:val="24292E"/>
+          <w:sz w:val="24"/>
+          <w:szCs w:val="24"/>
+          <w:lang w:val="vi-VN"/>
+        </w:rPr>
+        <w:t xml:space="preserve"> ‘</w:t>
+      </w:r>
+      <w:proofErr w:type="spellStart"/>
+      <w:r>
+        <w:rPr>
+          <w:rFonts w:ascii="Segoe UI" w:eastAsia="Times New Roman" w:hAnsi="Segoe UI" w:cs="Segoe UI"/>
+          <w:color w:val="24292E"/>
+          <w:sz w:val="24"/>
+          <w:szCs w:val="24"/>
+          <w:lang w:val="vi-VN"/>
+        </w:rPr>
+        <w:t>comment</w:t>
+      </w:r>
+      <w:proofErr w:type="spellEnd"/>
+      <w:r>
+        <w:rPr>
+          <w:rFonts w:ascii="Segoe UI" w:eastAsia="Times New Roman" w:hAnsi="Segoe UI" w:cs="Segoe UI"/>
+          <w:color w:val="24292E"/>
+          <w:sz w:val="24"/>
+          <w:szCs w:val="24"/>
+          <w:lang w:val="vi-VN"/>
+        </w:rPr>
+        <w:t xml:space="preserve">’ </w:t>
+      </w:r>
+      <w:proofErr w:type="spellStart"/>
+      <w:r>
+        <w:rPr>
+          <w:rFonts w:ascii="Segoe UI" w:eastAsia="Times New Roman" w:hAnsi="Segoe UI" w:cs="Segoe UI"/>
+          <w:color w:val="24292E"/>
+          <w:sz w:val="24"/>
+          <w:szCs w:val="24"/>
+          <w:lang w:val="vi-VN"/>
+        </w:rPr>
+        <w:t>on</w:t>
+      </w:r>
+      <w:proofErr w:type="spellEnd"/>
+      <w:r>
+        <w:rPr>
+          <w:rFonts w:ascii="Segoe UI" w:eastAsia="Times New Roman" w:hAnsi="Segoe UI" w:cs="Segoe UI"/>
+          <w:color w:val="24292E"/>
+          <w:sz w:val="24"/>
+          <w:szCs w:val="24"/>
+          <w:lang w:val="vi-VN"/>
+        </w:rPr>
+        <w:t xml:space="preserve"> a </w:t>
+      </w:r>
+      <w:proofErr w:type="spellStart"/>
+      <w:r>
+        <w:rPr>
+          <w:rFonts w:ascii="Segoe UI" w:eastAsia="Times New Roman" w:hAnsi="Segoe UI" w:cs="Segoe UI"/>
+          <w:color w:val="24292E"/>
+          <w:sz w:val="24"/>
+          <w:szCs w:val="24"/>
+          <w:lang w:val="vi-VN"/>
+        </w:rPr>
+        <w:t>word</w:t>
+      </w:r>
+      <w:proofErr w:type="spellEnd"/>
+      <w:r>
+        <w:rPr>
+          <w:rFonts w:ascii="Segoe UI" w:eastAsia="Times New Roman" w:hAnsi="Segoe UI" w:cs="Segoe UI"/>
+          <w:color w:val="24292E"/>
+          <w:sz w:val="24"/>
+          <w:szCs w:val="24"/>
+          <w:lang w:val="vi-VN"/>
+        </w:rPr>
+        <w:t xml:space="preserve"> - </w:t>
+      </w:r>
+      <w:r>
+        <w:rPr>
+          <w:rFonts w:ascii="Segoe UI" w:eastAsia="Times New Roman" w:hAnsi="Segoe UI" w:cs="Segoe UI"/>
+          <w:color w:val="24292E"/>
+          <w:sz w:val="24"/>
+          <w:szCs w:val="24"/>
+          <w:lang w:val="vi-VN"/>
+        </w:rPr>
+        <w:t>&lt;</w:t>
+      </w:r>
+      <w:proofErr w:type="spellStart"/>
+      <w:r>
+        <w:rPr>
+          <w:rFonts w:ascii="Segoe UI" w:eastAsia="Times New Roman" w:hAnsi="Segoe UI" w:cs="Segoe UI"/>
+          <w:color w:val="24292E"/>
+          <w:sz w:val="24"/>
+          <w:szCs w:val="24"/>
+          <w:lang w:val="vi-VN"/>
+        </w:rPr>
+        <w:t>note</w:t>
+      </w:r>
+      <w:proofErr w:type="spellEnd"/>
+      <w:r>
+        <w:rPr>
+          <w:rFonts w:ascii="Segoe UI" w:eastAsia="Times New Roman" w:hAnsi="Segoe UI" w:cs="Segoe UI"/>
+          <w:color w:val="24292E"/>
+          <w:sz w:val="24"/>
+          <w:szCs w:val="24"/>
+          <w:lang w:val="vi-VN"/>
+        </w:rPr>
+        <w:t xml:space="preserve"> </w:t>
+      </w:r>
+      <w:proofErr w:type="spellStart"/>
+      <w:r>
+        <w:rPr>
+          <w:rFonts w:ascii="Segoe UI" w:eastAsia="Times New Roman" w:hAnsi="Segoe UI" w:cs="Segoe UI"/>
+          <w:color w:val="24292E"/>
+          <w:sz w:val="24"/>
+          <w:szCs w:val="24"/>
+          <w:lang w:val="vi-VN"/>
+        </w:rPr>
+        <w:t>type</w:t>
+      </w:r>
+      <w:proofErr w:type="spellEnd"/>
+      <w:r>
+        <w:rPr>
+          <w:rFonts w:ascii="Segoe UI" w:eastAsia="Times New Roman" w:hAnsi="Segoe UI" w:cs="Segoe UI"/>
+          <w:color w:val="24292E"/>
+          <w:sz w:val="24"/>
+          <w:szCs w:val="24"/>
+          <w:lang w:val="vi-VN"/>
+        </w:rPr>
+        <w:t>="</w:t>
+      </w:r>
+      <w:proofErr w:type="spellStart"/>
+      <w:r>
+        <w:rPr>
+          <w:rFonts w:ascii="Segoe UI" w:eastAsia="Times New Roman" w:hAnsi="Segoe UI" w:cs="Segoe UI"/>
+          <w:color w:val="24292E"/>
+          <w:sz w:val="24"/>
+          <w:szCs w:val="24"/>
+          <w:lang w:val="vi-VN"/>
+        </w:rPr>
+        <w:t>study</w:t>
+      </w:r>
+      <w:proofErr w:type="spellEnd"/>
+      <w:r>
+        <w:rPr>
+          <w:rFonts w:ascii="Segoe UI" w:eastAsia="Times New Roman" w:hAnsi="Segoe UI" w:cs="Segoe UI"/>
+          <w:color w:val="24292E"/>
+          <w:sz w:val="24"/>
+          <w:szCs w:val="24"/>
+          <w:lang w:val="vi-VN"/>
+        </w:rPr>
+        <w:t>"&gt;</w:t>
+      </w:r>
+      <w:proofErr w:type="spellStart"/>
+      <w:r>
+        <w:rPr>
+          <w:rFonts w:ascii="Segoe UI" w:eastAsia="Times New Roman" w:hAnsi="Segoe UI" w:cs="Segoe UI"/>
+          <w:color w:val="24292E"/>
+          <w:sz w:val="24"/>
+          <w:szCs w:val="24"/>
+          <w:lang w:val="vi-VN"/>
+        </w:rPr>
+        <w:t>xxxx</w:t>
+      </w:r>
+      <w:proofErr w:type="spellEnd"/>
+      <w:r>
+        <w:rPr>
+          <w:rFonts w:ascii="Segoe UI" w:eastAsia="Times New Roman" w:hAnsi="Segoe UI" w:cs="Segoe UI"/>
+          <w:color w:val="24292E"/>
+          <w:sz w:val="24"/>
+          <w:szCs w:val="24"/>
+          <w:lang w:val="vi-VN"/>
+        </w:rPr>
+        <w:t xml:space="preserve"> </w:t>
+      </w:r>
+      <w:proofErr w:type="spellStart"/>
+      <w:r>
+        <w:rPr>
+          <w:rFonts w:ascii="Segoe UI" w:eastAsia="Times New Roman" w:hAnsi="Segoe UI" w:cs="Segoe UI"/>
+          <w:color w:val="24292E"/>
+          <w:sz w:val="24"/>
+          <w:szCs w:val="24"/>
+          <w:lang w:val="vi-VN"/>
+        </w:rPr>
+        <w:t>xxxx</w:t>
+      </w:r>
+      <w:proofErr w:type="spellEnd"/>
+      <w:r>
+        <w:rPr>
+          <w:rFonts w:ascii="Segoe UI" w:eastAsia="Times New Roman" w:hAnsi="Segoe UI" w:cs="Segoe UI"/>
+          <w:color w:val="24292E"/>
+          <w:sz w:val="24"/>
+          <w:szCs w:val="24"/>
+          <w:lang w:val="vi-VN"/>
+        </w:rPr>
+        <w:t xml:space="preserve"> </w:t>
+      </w:r>
+      <w:proofErr w:type="spellStart"/>
+      <w:r>
+        <w:rPr>
+          <w:rFonts w:ascii="Segoe UI" w:eastAsia="Times New Roman" w:hAnsi="Segoe UI" w:cs="Segoe UI"/>
+          <w:color w:val="24292E"/>
+          <w:sz w:val="24"/>
+          <w:szCs w:val="24"/>
+          <w:lang w:val="vi-VN"/>
+        </w:rPr>
+        <w:t>xxxx</w:t>
+      </w:r>
+      <w:proofErr w:type="spellEnd"/>
+      <w:r>
+        <w:rPr>
+          <w:rFonts w:ascii="Segoe UI" w:eastAsia="Times New Roman" w:hAnsi="Segoe UI" w:cs="Segoe UI"/>
+          <w:color w:val="24292E"/>
+          <w:sz w:val="24"/>
+          <w:szCs w:val="24"/>
+          <w:lang w:val="vi-VN"/>
+        </w:rPr>
+        <w:t>&lt;/</w:t>
+      </w:r>
+      <w:proofErr w:type="spellStart"/>
+      <w:r>
+        <w:rPr>
+          <w:rFonts w:ascii="Segoe UI" w:eastAsia="Times New Roman" w:hAnsi="Segoe UI" w:cs="Segoe UI"/>
+          <w:color w:val="24292E"/>
+          <w:sz w:val="24"/>
+          <w:szCs w:val="24"/>
+          <w:lang w:val="vi-VN"/>
+        </w:rPr>
+        <w:t>note</w:t>
+      </w:r>
+      <w:proofErr w:type="spellEnd"/>
+      <w:r>
+        <w:rPr>
+          <w:rFonts w:ascii="Segoe UI" w:eastAsia="Times New Roman" w:hAnsi="Segoe UI" w:cs="Segoe UI"/>
+          <w:color w:val="24292E"/>
+          <w:sz w:val="24"/>
+          <w:szCs w:val="24"/>
+          <w:lang w:val="vi-VN"/>
+        </w:rPr>
+        <w:t>&gt;</w:t>
       </w:r>
     </w:p>
     <w:p>
@@ -668,8 +1122,19 @@
           <w:sz w:val="24"/>
           <w:szCs w:val="24"/>
         </w:rPr>
-        <w:t>To create a "build" version, you'll need uglify-js</w:t>
-      </w:r>
+        <w:t>To create a "build" version, you'll need uglify-</w:t>
+      </w:r>
+      <w:proofErr w:type="spellStart"/>
+      <w:r>
+        <w:rPr>
+          <w:rFonts w:ascii="Segoe UI" w:eastAsia="Times New Roman" w:hAnsi="Segoe UI" w:cs="Segoe UI"/>
+          <w:color w:val="24292E"/>
+          <w:sz w:val="24"/>
+          <w:szCs w:val="24"/>
+        </w:rPr>
+        <w:t>js</w:t>
+      </w:r>
+      <w:proofErr w:type="spellEnd"/>
     </w:p>
     <w:p>
       <w:pPr>
@@ -694,6 +1159,7 @@
         </w:rPr>
         <w:t>Install dependencies (if you haven't already): </w:t>
       </w:r>
+      <w:proofErr w:type="spellStart"/>
       <w:r>
         <w:rPr>
           <w:rFonts w:ascii="Consolas" w:eastAsia="Times New Roman" w:hAnsi="Consolas" w:cs="Consolas"/>
@@ -701,7 +1167,17 @@
           <w:sz w:val="20"/>
           <w:szCs w:val="20"/>
         </w:rPr>
-        <w:t>npm install</w:t>
+        <w:t>npm</w:t>
+      </w:r>
+      <w:proofErr w:type="spellEnd"/>
+      <w:r>
+        <w:rPr>
+          <w:rFonts w:ascii="Consolas" w:eastAsia="Times New Roman" w:hAnsi="Consolas" w:cs="Consolas"/>
+          <w:color w:val="24292E"/>
+          <w:sz w:val="20"/>
+          <w:szCs w:val="20"/>
+        </w:rPr>
+        <w:t xml:space="preserve"> install</w:t>
       </w:r>
     </w:p>
     <w:p>
@@ -787,6 +1263,7 @@
         </w:rPr>
         <w:t>Run </w:t>
       </w:r>
+      <w:proofErr w:type="spellStart"/>
       <w:r>
         <w:rPr>
           <w:rFonts w:ascii="Consolas" w:eastAsia="Times New Roman" w:hAnsi="Consolas" w:cs="Consolas"/>
@@ -794,7 +1271,17 @@
           <w:sz w:val="20"/>
           <w:szCs w:val="20"/>
         </w:rPr>
-        <w:t>npm run build</w:t>
+        <w:t>npm</w:t>
+      </w:r>
+      <w:proofErr w:type="spellEnd"/>
+      <w:r>
+        <w:rPr>
+          <w:rFonts w:ascii="Consolas" w:eastAsia="Times New Roman" w:hAnsi="Consolas" w:cs="Consolas"/>
+          <w:color w:val="24292E"/>
+          <w:sz w:val="20"/>
+          <w:szCs w:val="20"/>
+        </w:rPr>
+        <w:t xml:space="preserve"> run build</w:t>
       </w:r>
       <w:r>
         <w:rPr>
@@ -872,7 +1359,6 @@
           <w:sz w:val="24"/>
           <w:szCs w:val="24"/>
         </w:rPr>
-        <w:lastRenderedPageBreak/>
         <w:t>Legend</w:t>
       </w:r>
     </w:p>
@@ -1275,8 +1761,86 @@
           <w:szCs w:val="24"/>
           <w:lang w:val="vi-VN"/>
         </w:rPr>
-        <w:t>2022-04-01 : MinhTan added Login feature</w:t>
-      </w:r>
+        <w:t xml:space="preserve">2022-04-01 : </w:t>
+      </w:r>
+      <w:proofErr w:type="spellStart"/>
+      <w:r>
+        <w:rPr>
+          <w:rFonts w:ascii="Segoe UI" w:eastAsia="Times New Roman" w:hAnsi="Segoe UI" w:cs="Segoe UI"/>
+          <w:color w:val="24292E"/>
+          <w:sz w:val="24"/>
+          <w:szCs w:val="24"/>
+          <w:lang w:val="vi-VN"/>
+        </w:rPr>
+        <w:t>MinhTan</w:t>
+      </w:r>
+      <w:proofErr w:type="spellEnd"/>
+      <w:r>
+        <w:rPr>
+          <w:rFonts w:ascii="Segoe UI" w:eastAsia="Times New Roman" w:hAnsi="Segoe UI" w:cs="Segoe UI"/>
+          <w:color w:val="24292E"/>
+          <w:sz w:val="24"/>
+          <w:szCs w:val="24"/>
+          <w:lang w:val="vi-VN"/>
+        </w:rPr>
+        <w:t xml:space="preserve"> </w:t>
+      </w:r>
+      <w:proofErr w:type="spellStart"/>
+      <w:r>
+        <w:rPr>
+          <w:rFonts w:ascii="Segoe UI" w:eastAsia="Times New Roman" w:hAnsi="Segoe UI" w:cs="Segoe UI"/>
+          <w:color w:val="24292E"/>
+          <w:sz w:val="24"/>
+          <w:szCs w:val="24"/>
+          <w:lang w:val="vi-VN"/>
+        </w:rPr>
+        <w:t>added</w:t>
+      </w:r>
+      <w:proofErr w:type="spellEnd"/>
+      <w:r>
+        <w:rPr>
+          <w:rFonts w:ascii="Segoe UI" w:eastAsia="Times New Roman" w:hAnsi="Segoe UI" w:cs="Segoe UI"/>
+          <w:color w:val="24292E"/>
+          <w:sz w:val="24"/>
+          <w:szCs w:val="24"/>
+          <w:lang w:val="vi-VN"/>
+        </w:rPr>
+        <w:t xml:space="preserve"> </w:t>
+      </w:r>
+      <w:proofErr w:type="spellStart"/>
+      <w:r>
+        <w:rPr>
+          <w:rFonts w:ascii="Segoe UI" w:eastAsia="Times New Roman" w:hAnsi="Segoe UI" w:cs="Segoe UI"/>
+          <w:color w:val="24292E"/>
+          <w:sz w:val="24"/>
+          <w:szCs w:val="24"/>
+          <w:lang w:val="vi-VN"/>
+        </w:rPr>
+        <w:t>Login</w:t>
+      </w:r>
+      <w:proofErr w:type="spellEnd"/>
+      <w:r>
+        <w:rPr>
+          <w:rFonts w:ascii="Segoe UI" w:eastAsia="Times New Roman" w:hAnsi="Segoe UI" w:cs="Segoe UI"/>
+          <w:color w:val="24292E"/>
+          <w:sz w:val="24"/>
+          <w:szCs w:val="24"/>
+          <w:lang w:val="vi-VN"/>
+        </w:rPr>
+        <w:t xml:space="preserve"> </w:t>
+      </w:r>
+      <w:proofErr w:type="spellStart"/>
+      <w:r>
+        <w:rPr>
+          <w:rFonts w:ascii="Segoe UI" w:eastAsia="Times New Roman" w:hAnsi="Segoe UI" w:cs="Segoe UI"/>
+          <w:color w:val="24292E"/>
+          <w:sz w:val="24"/>
+          <w:szCs w:val="24"/>
+          <w:lang w:val="vi-VN"/>
+        </w:rPr>
+        <w:t>feature</w:t>
+      </w:r>
+      <w:proofErr w:type="spellEnd"/>
     </w:p>
     <w:p>
       <w:pPr>
@@ -1294,15 +1858,27 @@
           <w:lang w:val="vi-VN"/>
         </w:rPr>
       </w:pPr>
-      <w:r>
-        <w:rPr>
-          <w:rFonts w:ascii="Segoe UI" w:eastAsia="Times New Roman" w:hAnsi="Segoe UI" w:cs="Segoe UI"/>
-          <w:color w:val="24292E"/>
-          <w:sz w:val="24"/>
-          <w:szCs w:val="24"/>
-          <w:lang w:val="vi-VN"/>
-        </w:rPr>
-        <w:t>app/index.html</w:t>
+      <w:proofErr w:type="spellStart"/>
+      <w:r>
+        <w:rPr>
+          <w:rFonts w:ascii="Segoe UI" w:eastAsia="Times New Roman" w:hAnsi="Segoe UI" w:cs="Segoe UI"/>
+          <w:color w:val="24292E"/>
+          <w:sz w:val="24"/>
+          <w:szCs w:val="24"/>
+          <w:lang w:val="vi-VN"/>
+        </w:rPr>
+        <w:t>app</w:t>
+      </w:r>
+      <w:proofErr w:type="spellEnd"/>
+      <w:r>
+        <w:rPr>
+          <w:rFonts w:ascii="Segoe UI" w:eastAsia="Times New Roman" w:hAnsi="Segoe UI" w:cs="Segoe UI"/>
+          <w:color w:val="24292E"/>
+          <w:sz w:val="24"/>
+          <w:szCs w:val="24"/>
+          <w:lang w:val="vi-VN"/>
+        </w:rPr>
+        <w:t>/index.html</w:t>
       </w:r>
       <w:r>
         <w:rPr>
@@ -1330,15 +1906,115 @@
           <w:lang w:val="vi-VN"/>
         </w:rPr>
       </w:pPr>
-      <w:r>
-        <w:rPr>
-          <w:rFonts w:ascii="Segoe UI" w:eastAsia="Times New Roman" w:hAnsi="Segoe UI" w:cs="Segoe UI"/>
-          <w:color w:val="24292E"/>
-          <w:sz w:val="24"/>
-          <w:szCs w:val="24"/>
-          <w:lang w:val="vi-VN"/>
-        </w:rPr>
-        <w:t xml:space="preserve">app/js/core/startup.js – Function login </w:t>
+      <w:proofErr w:type="spellStart"/>
+      <w:r>
+        <w:rPr>
+          <w:rFonts w:ascii="Segoe UI" w:eastAsia="Times New Roman" w:hAnsi="Segoe UI" w:cs="Segoe UI"/>
+          <w:color w:val="24292E"/>
+          <w:sz w:val="24"/>
+          <w:szCs w:val="24"/>
+          <w:lang w:val="vi-VN"/>
+        </w:rPr>
+        <w:t>app</w:t>
+      </w:r>
+      <w:proofErr w:type="spellEnd"/>
+      <w:r>
+        <w:rPr>
+          <w:rFonts w:ascii="Segoe UI" w:eastAsia="Times New Roman" w:hAnsi="Segoe UI" w:cs="Segoe UI"/>
+          <w:color w:val="24292E"/>
+          <w:sz w:val="24"/>
+          <w:szCs w:val="24"/>
+          <w:lang w:val="vi-VN"/>
+        </w:rPr>
+        <w:t>/</w:t>
+      </w:r>
+      <w:proofErr w:type="spellStart"/>
+      <w:r>
+        <w:rPr>
+          <w:rFonts w:ascii="Segoe UI" w:eastAsia="Times New Roman" w:hAnsi="Segoe UI" w:cs="Segoe UI"/>
+          <w:color w:val="24292E"/>
+          <w:sz w:val="24"/>
+          <w:szCs w:val="24"/>
+          <w:lang w:val="vi-VN"/>
+        </w:rPr>
+        <w:t>js</w:t>
+      </w:r>
+      <w:proofErr w:type="spellEnd"/>
+      <w:r>
+        <w:rPr>
+          <w:rFonts w:ascii="Segoe UI" w:eastAsia="Times New Roman" w:hAnsi="Segoe UI" w:cs="Segoe UI"/>
+          <w:color w:val="24292E"/>
+          <w:sz w:val="24"/>
+          <w:szCs w:val="24"/>
+          <w:lang w:val="vi-VN"/>
+        </w:rPr>
+        <w:t>/</w:t>
+      </w:r>
+      <w:proofErr w:type="spellStart"/>
+      <w:r>
+        <w:rPr>
+          <w:rFonts w:ascii="Segoe UI" w:eastAsia="Times New Roman" w:hAnsi="Segoe UI" w:cs="Segoe UI"/>
+          <w:color w:val="24292E"/>
+          <w:sz w:val="24"/>
+          <w:szCs w:val="24"/>
+          <w:lang w:val="vi-VN"/>
+        </w:rPr>
+        <w:t>core</w:t>
+      </w:r>
+      <w:proofErr w:type="spellEnd"/>
+      <w:r>
+        <w:rPr>
+          <w:rFonts w:ascii="Segoe UI" w:eastAsia="Times New Roman" w:hAnsi="Segoe UI" w:cs="Segoe UI"/>
+          <w:color w:val="24292E"/>
+          <w:sz w:val="24"/>
+          <w:szCs w:val="24"/>
+          <w:lang w:val="vi-VN"/>
+        </w:rPr>
+        <w:t xml:space="preserve">/startup.js – </w:t>
+      </w:r>
+      <w:proofErr w:type="spellStart"/>
+      <w:r>
+        <w:rPr>
+          <w:rFonts w:ascii="Segoe UI" w:eastAsia="Times New Roman" w:hAnsi="Segoe UI" w:cs="Segoe UI"/>
+          <w:color w:val="24292E"/>
+          <w:sz w:val="24"/>
+          <w:szCs w:val="24"/>
+          <w:lang w:val="vi-VN"/>
+        </w:rPr>
+        <w:t>Function</w:t>
+      </w:r>
+      <w:proofErr w:type="spellEnd"/>
+      <w:r>
+        <w:rPr>
+          <w:rFonts w:ascii="Segoe UI" w:eastAsia="Times New Roman" w:hAnsi="Segoe UI" w:cs="Segoe UI"/>
+          <w:color w:val="24292E"/>
+          <w:sz w:val="24"/>
+          <w:szCs w:val="24"/>
+          <w:lang w:val="vi-VN"/>
+        </w:rPr>
+        <w:t xml:space="preserve"> </w:t>
+      </w:r>
+      <w:proofErr w:type="spellStart"/>
+      <w:r>
+        <w:rPr>
+          <w:rFonts w:ascii="Segoe UI" w:eastAsia="Times New Roman" w:hAnsi="Segoe UI" w:cs="Segoe UI"/>
+          <w:color w:val="24292E"/>
+          <w:sz w:val="24"/>
+          <w:szCs w:val="24"/>
+          <w:lang w:val="vi-VN"/>
+        </w:rPr>
+        <w:t>login</w:t>
+      </w:r>
+      <w:proofErr w:type="spellEnd"/>
+      <w:r>
+        <w:rPr>
+          <w:rFonts w:ascii="Segoe UI" w:eastAsia="Times New Roman" w:hAnsi="Segoe UI" w:cs="Segoe UI"/>
+          <w:color w:val="24292E"/>
+          <w:sz w:val="24"/>
+          <w:szCs w:val="24"/>
+          <w:lang w:val="vi-VN"/>
+        </w:rPr>
+        <w:t xml:space="preserve"> </w:t>
       </w:r>
       <w:r>
         <w:rPr>
@@ -1435,7 +2111,27 @@
           <w:sz w:val="24"/>
           <w:szCs w:val="24"/>
         </w:rPr>
-        <w:t>App/Js/core/startup.js – commented out login call and function code</w:t>
+        <w:t>App/</w:t>
+      </w:r>
+      <w:proofErr w:type="spellStart"/>
+      <w:r>
+        <w:rPr>
+          <w:rFonts w:ascii="Segoe UI" w:eastAsia="Times New Roman" w:hAnsi="Segoe UI" w:cs="Segoe UI"/>
+          <w:color w:val="24292E"/>
+          <w:sz w:val="24"/>
+          <w:szCs w:val="24"/>
+        </w:rPr>
+        <w:t>Js</w:t>
+      </w:r>
+      <w:proofErr w:type="spellEnd"/>
+      <w:r>
+        <w:rPr>
+          <w:rFonts w:ascii="Segoe UI" w:eastAsia="Times New Roman" w:hAnsi="Segoe UI" w:cs="Segoe UI"/>
+          <w:color w:val="24292E"/>
+          <w:sz w:val="24"/>
+          <w:szCs w:val="24"/>
+        </w:rPr>
+        <w:t>/core/startup.js – commented out login call and function code</w:t>
       </w:r>
     </w:p>
     <w:p>
@@ -1454,7 +2150,6 @@
         <w:rPr>
           <w:rFonts w:asciiTheme="majorHAnsi" w:hAnsiTheme="majorHAnsi"/>
         </w:rPr>
-        <w:lastRenderedPageBreak/>
         <w:t>EDITING</w:t>
       </w:r>
       <w:r>
@@ -1472,20 +2167,36 @@
           <w:numId w:val="4"/>
         </w:numPr>
       </w:pPr>
+      <w:proofErr w:type="spellStart"/>
       <w:r>
         <w:rPr>
           <w:rFonts w:ascii="PCSB Greek" w:hAnsi="PCSB Greek"/>
         </w:rPr>
-        <w:t>euquw$</w:t>
+        <w:t>euquw</w:t>
+      </w:r>
+      <w:proofErr w:type="spellEnd"/>
+      <w:r>
+        <w:rPr>
+          <w:rFonts w:ascii="PCSB Greek" w:hAnsi="PCSB Greek"/>
+        </w:rPr>
+        <w:t>$</w:t>
       </w:r>
       <w:r>
         <w:t xml:space="preserve"> and </w:t>
       </w:r>
+      <w:proofErr w:type="spellStart"/>
       <w:r>
         <w:rPr>
           <w:rFonts w:ascii="PCSB Greek" w:hAnsi="PCSB Greek"/>
         </w:rPr>
-        <w:t>euqu$</w:t>
+        <w:t>euqu</w:t>
+      </w:r>
+      <w:proofErr w:type="spellEnd"/>
+      <w:r>
+        <w:rPr>
+          <w:rFonts w:ascii="PCSB Greek" w:hAnsi="PCSB Greek"/>
+        </w:rPr>
+        <w:t>$</w:t>
       </w:r>
       <w:r>
         <w:t xml:space="preserve"> - (G2112 &amp; G2117) In different situations can either be an Adj. or an Adv.</w:t>
@@ -1504,7 +2215,17 @@
       </w:r>
     </w:p>
     <w:p>
-      <w:r>
+      <w:pPr>
+        <w:rPr>
+          <w:b/>
+          <w:bCs/>
+        </w:rPr>
+      </w:pPr>
+      <w:r>
+        <w:rPr>
+          <w:b/>
+          <w:bCs/>
+        </w:rPr>
         <w:t>How the Program works:</w:t>
       </w:r>
     </w:p>
@@ -1517,19 +2238,178 @@
         </w:numPr>
       </w:pPr>
       <w:r>
-        <w:t xml:space="preserve">Initial window - </w:t>
-      </w:r>
-      <w:r>
-        <w:t>D:\Docs\Gith\VNGKBible\app\js\core</w:t>
-      </w:r>
-      <w:r>
-        <w:t>\</w:t>
-      </w:r>
-      <w:r>
-        <w:t>config-default</w:t>
-      </w:r>
-      <w:r>
-        <w:t>.js</w:t>
+        <w:rPr>
+          <w:lang w:val="vi-VN"/>
+        </w:rPr>
+        <w:t xml:space="preserve">??? in vnifull.xml, </w:t>
+      </w:r>
+      <w:proofErr w:type="spellStart"/>
+      <w:r>
+        <w:rPr>
+          <w:lang w:val="vi-VN"/>
+        </w:rPr>
+        <w:t>What</w:t>
+      </w:r>
+      <w:proofErr w:type="spellEnd"/>
+      <w:r>
+        <w:rPr>
+          <w:lang w:val="vi-VN"/>
+        </w:rPr>
+        <w:t xml:space="preserve"> </w:t>
+      </w:r>
+      <w:proofErr w:type="spellStart"/>
+      <w:r>
+        <w:rPr>
+          <w:lang w:val="vi-VN"/>
+        </w:rPr>
+        <w:t>is</w:t>
+      </w:r>
+      <w:proofErr w:type="spellEnd"/>
+      <w:r>
+        <w:rPr>
+          <w:lang w:val="vi-VN"/>
+        </w:rPr>
+        <w:t xml:space="preserve"> </w:t>
+      </w:r>
+      <w:proofErr w:type="spellStart"/>
+      <w:r>
+        <w:rPr>
+          <w:lang w:val="vi-VN"/>
+        </w:rPr>
+        <w:t>lemma</w:t>
+      </w:r>
+      <w:proofErr w:type="spellEnd"/>
+      <w:r>
+        <w:rPr>
+          <w:lang w:val="vi-VN"/>
+        </w:rPr>
+        <w:t xml:space="preserve"> </w:t>
+      </w:r>
+      <w:proofErr w:type="spellStart"/>
+      <w:r>
+        <w:rPr>
+          <w:lang w:val="vi-VN"/>
+        </w:rPr>
+        <w:t>difference</w:t>
+      </w:r>
+      <w:proofErr w:type="spellEnd"/>
+      <w:r>
+        <w:rPr>
+          <w:lang w:val="vi-VN"/>
+        </w:rPr>
+        <w:t xml:space="preserve"> </w:t>
+      </w:r>
+      <w:proofErr w:type="spellStart"/>
+      <w:r>
+        <w:rPr>
+          <w:lang w:val="vi-VN"/>
+        </w:rPr>
+        <w:t>between</w:t>
+      </w:r>
+      <w:proofErr w:type="spellEnd"/>
+      <w:r>
+        <w:rPr>
+          <w:lang w:val="vi-VN"/>
+        </w:rPr>
+        <w:t xml:space="preserve"> </w:t>
+      </w:r>
+      <w:proofErr w:type="spellStart"/>
+      <w:r>
+        <w:rPr>
+          <w:i/>
+          <w:iCs/>
+          <w:lang w:val="vi-VN"/>
+        </w:rPr>
+        <w:t>lemma</w:t>
+      </w:r>
+      <w:proofErr w:type="spellEnd"/>
+      <w:r>
+        <w:rPr>
+          <w:i/>
+          <w:iCs/>
+          <w:lang w:val="vi-VN"/>
+        </w:rPr>
+        <w:t>="</w:t>
+      </w:r>
+      <w:proofErr w:type="spellStart"/>
+      <w:r>
+        <w:rPr>
+          <w:i/>
+          <w:iCs/>
+          <w:lang w:val="vi-VN"/>
+        </w:rPr>
+        <w:t>strong</w:t>
+      </w:r>
+      <w:proofErr w:type="spellEnd"/>
+      <w:r>
+        <w:rPr>
+          <w:i/>
+          <w:iCs/>
+          <w:lang w:val="vi-VN"/>
+        </w:rPr>
+        <w:t>”</w:t>
+      </w:r>
+      <w:r>
+        <w:rPr>
+          <w:lang w:val="vi-VN"/>
+        </w:rPr>
+        <w:t xml:space="preserve"> </w:t>
+      </w:r>
+      <w:proofErr w:type="spellStart"/>
+      <w:r>
+        <w:rPr>
+          <w:lang w:val="vi-VN"/>
+        </w:rPr>
+        <w:t>and</w:t>
+      </w:r>
+      <w:proofErr w:type="spellEnd"/>
+      <w:r>
+        <w:rPr>
+          <w:lang w:val="vi-VN"/>
+        </w:rPr>
+        <w:t xml:space="preserve"> </w:t>
+      </w:r>
+      <w:proofErr w:type="spellStart"/>
+      <w:r>
+        <w:rPr>
+          <w:i/>
+          <w:iCs/>
+          <w:lang w:val="vi-VN"/>
+        </w:rPr>
+        <w:t>lemma</w:t>
+      </w:r>
+      <w:proofErr w:type="spellEnd"/>
+      <w:r>
+        <w:rPr>
+          <w:i/>
+          <w:iCs/>
+          <w:lang w:val="vi-VN"/>
+        </w:rPr>
+        <w:t>="</w:t>
+      </w:r>
+      <w:proofErr w:type="spellStart"/>
+      <w:r>
+        <w:rPr>
+          <w:i/>
+          <w:iCs/>
+          <w:lang w:val="vi-VN"/>
+        </w:rPr>
+        <w:t>strongMorph</w:t>
+      </w:r>
+      <w:proofErr w:type="spellEnd"/>
+      <w:r>
+        <w:rPr>
+          <w:i/>
+          <w:iCs/>
+          <w:lang w:val="vi-VN"/>
+        </w:rPr>
+        <w:t>”</w:t>
+      </w:r>
+      <w:r>
+        <w:rPr>
+          <w:lang w:val="vi-VN"/>
+        </w:rPr>
+        <w:t>?</w:t>
       </w:r>
     </w:p>
     <w:p>
@@ -1540,17 +2420,78 @@
           <w:numId w:val="5"/>
         </w:numPr>
       </w:pPr>
-      <w:r>
-        <w:t>sofia.config</w:t>
-      </w:r>
-      <w:r>
-        <w:t xml:space="preserve"> set up initial window - </w:t>
-      </w:r>
-      <w:r>
-        <w:t>JN1_1</w:t>
-      </w:r>
-      <w:r>
-        <w:t xml:space="preserve"> and search window</w:t>
+      <w:proofErr w:type="spellStart"/>
+      <w:r>
+        <w:rPr>
+          <w:lang w:val="vi-VN"/>
+        </w:rPr>
+        <w:t>Lemma:strong</w:t>
+      </w:r>
+      <w:proofErr w:type="spellEnd"/>
+      <w:r>
+        <w:rPr>
+          <w:lang w:val="vi-VN"/>
+        </w:rPr>
+        <w:t xml:space="preserve"> dùng </w:t>
+      </w:r>
+      <w:proofErr w:type="spellStart"/>
+      <w:r>
+        <w:rPr>
+          <w:lang w:val="vi-VN"/>
+        </w:rPr>
+        <w:t>strong</w:t>
+      </w:r>
+      <w:proofErr w:type="spellEnd"/>
+      <w:r>
+        <w:rPr>
+          <w:lang w:val="vi-VN"/>
+        </w:rPr>
+        <w:t>-</w:t>
+      </w:r>
+      <w:proofErr w:type="spellStart"/>
+      <w:r>
+        <w:rPr>
+          <w:lang w:val="vi-VN"/>
+        </w:rPr>
+        <w:t>hebrew</w:t>
+      </w:r>
+      <w:proofErr w:type="spellEnd"/>
+      <w:r>
+        <w:rPr>
+          <w:lang w:val="vi-VN"/>
+        </w:rPr>
+        <w:t>-VN-</w:t>
+      </w:r>
+      <w:proofErr w:type="spellStart"/>
+      <w:r>
+        <w:rPr>
+          <w:lang w:val="vi-VN"/>
+        </w:rPr>
+        <w:t>dictionary</w:t>
+      </w:r>
+      <w:proofErr w:type="spellEnd"/>
+    </w:p>
+    <w:p>
+      <w:pPr>
+        <w:pStyle w:val="ListParagraph"/>
+        <w:numPr>
+          <w:ilvl w:val="1"/>
+          <w:numId w:val="5"/>
+        </w:numPr>
+      </w:pPr>
+      <w:proofErr w:type="spellStart"/>
+      <w:r>
+        <w:rPr>
+          <w:lang w:val="vi-VN"/>
+        </w:rPr>
+        <w:t>Lemma:strongMorph</w:t>
+      </w:r>
+      <w:proofErr w:type="spellEnd"/>
+      <w:r>
+        <w:rPr>
+          <w:lang w:val="vi-VN"/>
+        </w:rPr>
+        <w:t xml:space="preserve"> dùng</w:t>
       </w:r>
     </w:p>
     <w:p>
@@ -1562,13 +2503,61 @@
         </w:numPr>
       </w:pPr>
       <w:r>
-        <w:t xml:space="preserve">Loading … window - </w:t>
-      </w:r>
-      <w:r>
-        <w:t>D:\Docs\Gith\VNGKBible\app\js\plugins</w:t>
-      </w:r>
-      <w:r>
-        <w:t>\lemmapopup.js</w:t>
+        <w:t xml:space="preserve">Initial window - </w:t>
+      </w:r>
+      <w:r>
+        <w:t>...</w:t>
+      </w:r>
+      <w:r>
+        <w:t>\</w:t>
+      </w:r>
+      <w:proofErr w:type="spellStart"/>
+      <w:r>
+        <w:t>VNGKBible</w:t>
+      </w:r>
+      <w:proofErr w:type="spellEnd"/>
+      <w:r>
+        <w:t>\app\</w:t>
+      </w:r>
+      <w:proofErr w:type="spellStart"/>
+      <w:r>
+        <w:t>js</w:t>
+      </w:r>
+      <w:proofErr w:type="spellEnd"/>
+      <w:r>
+        <w:t>\core</w:t>
+      </w:r>
+      <w:r>
+        <w:t>\</w:t>
+      </w:r>
+      <w:r>
+        <w:t>config-default</w:t>
+      </w:r>
+      <w:r>
+        <w:t>.js</w:t>
+      </w:r>
+    </w:p>
+    <w:p>
+      <w:pPr>
+        <w:pStyle w:val="ListParagraph"/>
+        <w:numPr>
+          <w:ilvl w:val="1"/>
+          <w:numId w:val="5"/>
+        </w:numPr>
+      </w:pPr>
+      <w:proofErr w:type="spellStart"/>
+      <w:r>
+        <w:t>sofia.config</w:t>
+      </w:r>
+      <w:proofErr w:type="spellEnd"/>
+      <w:r>
+        <w:t xml:space="preserve"> set up initial window - </w:t>
+      </w:r>
+      <w:r>
+        <w:t>JN1_1</w:t>
+      </w:r>
+      <w:r>
+        <w:t xml:space="preserve"> and search window</w:t>
       </w:r>
     </w:p>
     <w:p>
@@ -1580,10 +2569,98 @@
         </w:numPr>
       </w:pPr>
       <w:r>
-        <w:t>strongs-greek-outlines.js</w:t>
-      </w:r>
-      <w:r>
-        <w:t xml:space="preserve"> – Lists information in Others</w:t>
+        <w:t xml:space="preserve">When clicking on a word, </w:t>
+      </w:r>
+      <w:r>
+        <w:t>...</w:t>
+      </w:r>
+      <w:r>
+        <w:t>\</w:t>
+      </w:r>
+      <w:proofErr w:type="spellStart"/>
+      <w:r>
+        <w:t>VNGKBible</w:t>
+      </w:r>
+      <w:proofErr w:type="spellEnd"/>
+      <w:r>
+        <w:t>\app\</w:t>
+      </w:r>
+      <w:proofErr w:type="spellStart"/>
+      <w:r>
+        <w:t>js</w:t>
+      </w:r>
+      <w:proofErr w:type="spellEnd"/>
+      <w:r>
+        <w:t>\plugins\lemmapopup.js will be called</w:t>
+      </w:r>
+      <w:r>
+        <w:br/>
+      </w:r>
+      <w:r>
+        <w:t xml:space="preserve">var </w:t>
+      </w:r>
+      <w:proofErr w:type="spellStart"/>
+      <w:r>
+        <w:t>lemmaPopup</w:t>
+      </w:r>
+      <w:proofErr w:type="spellEnd"/>
+      <w:r>
+        <w:t xml:space="preserve"> = new </w:t>
+      </w:r>
+      <w:proofErr w:type="spellStart"/>
+      <w:r>
+        <w:t>InfoWindow</w:t>
+      </w:r>
+      <w:proofErr w:type="spellEnd"/>
+      <w:r>
+        <w:t>('lemma-popup')</w:t>
+      </w:r>
+      <w:r>
+        <w:br/>
+      </w:r>
+      <w:proofErr w:type="spellStart"/>
+      <w:r>
+        <w:rPr>
+          <w:lang w:val="vi-VN"/>
+        </w:rPr>
+        <w:t>Class</w:t>
+      </w:r>
+      <w:proofErr w:type="spellEnd"/>
+      <w:r>
+        <w:rPr>
+          <w:lang w:val="vi-VN"/>
+        </w:rPr>
+        <w:t xml:space="preserve"> </w:t>
+      </w:r>
+      <w:proofErr w:type="spellStart"/>
+      <w:proofErr w:type="gramStart"/>
+      <w:r>
+        <w:rPr>
+          <w:lang w:val="vi-VN"/>
+        </w:rPr>
+        <w:t>bible.morphology</w:t>
+      </w:r>
+      <w:proofErr w:type="spellEnd"/>
+      <w:proofErr w:type="gramEnd"/>
+      <w:r>
+        <w:rPr>
+          <w:lang w:val="vi-VN"/>
+        </w:rPr>
+        <w:t xml:space="preserve"> (</w:t>
+      </w:r>
+      <w:proofErr w:type="spellStart"/>
+      <w:r>
+        <w:rPr>
+          <w:lang w:val="vi-VN"/>
+        </w:rPr>
+        <w:t>plugins</w:t>
+      </w:r>
+      <w:proofErr w:type="spellEnd"/>
+      <w:r>
+        <w:rPr>
+          <w:lang w:val="vi-VN"/>
+        </w:rPr>
+        <w:t>\morphology.js)</w:t>
       </w:r>
     </w:p>
     <w:p>
@@ -1595,23 +2672,10 @@
         </w:numPr>
       </w:pPr>
       <w:r>
-        <w:t>Xuất</w:t>
-      </w:r>
-      <w:r>
-        <w:rPr>
-          <w:lang w:val="vi-VN"/>
-        </w:rPr>
-        <w:t xml:space="preserve"> hiện khoảng - </w:t>
-      </w:r>
-      <w:r>
-        <w:rPr>
-          <w:lang w:val="vi-VN"/>
-        </w:rPr>
-        <w:t xml:space="preserve"> D:\Doc\VNGKBible\app\js\resources\vi.js</w:t>
-      </w:r>
-      <w:r>
-        <w:br/>
-        <w:t>D:\Doc\VNGKBible\app\js\resources\en.js</w:t>
+        <w:t>strongs-greek-outlines.js</w:t>
+      </w:r>
+      <w:r>
+        <w:t xml:space="preserve"> – Lists information in Others</w:t>
       </w:r>
     </w:p>
     <w:p>
@@ -1622,13 +2686,177 @@
           <w:numId w:val="5"/>
         </w:numPr>
       </w:pPr>
-      <w:r>
-        <w:t>DICTIONARY: Update input/sblngt/strongs.json and the Strong VN/Greek dictionary js files in APP/js/plugins</w:t>
-      </w:r>
-    </w:p>
-    <w:p>
-      <w:r>
-        <w:t>To run the local website of BibleWebApp, modify the shortcuts for Chrome, MicrosoftEdge and</w:t>
+      <w:proofErr w:type="spellStart"/>
+      <w:r>
+        <w:t>Xuất</w:t>
+      </w:r>
+      <w:proofErr w:type="spellEnd"/>
+      <w:r>
+        <w:rPr>
+          <w:lang w:val="vi-VN"/>
+        </w:rPr>
+        <w:t xml:space="preserve"> hiện khoảng </w:t>
+      </w:r>
+      <w:proofErr w:type="gramStart"/>
+      <w:r>
+        <w:rPr>
+          <w:lang w:val="vi-VN"/>
+        </w:rPr>
+        <w:t xml:space="preserve">- </w:t>
+      </w:r>
+      <w:r>
+        <w:rPr>
+          <w:lang w:val="vi-VN"/>
+        </w:rPr>
+        <w:t xml:space="preserve"> </w:t>
+      </w:r>
+      <w:r>
+        <w:t>...</w:t>
+      </w:r>
+      <w:r>
+        <w:rPr>
+          <w:lang w:val="vi-VN"/>
+        </w:rPr>
+        <w:t>\</w:t>
+      </w:r>
+      <w:proofErr w:type="spellStart"/>
+      <w:r>
+        <w:rPr>
+          <w:lang w:val="vi-VN"/>
+        </w:rPr>
+        <w:t>VNGKBible</w:t>
+      </w:r>
+      <w:proofErr w:type="spellEnd"/>
+      <w:r>
+        <w:rPr>
+          <w:lang w:val="vi-VN"/>
+        </w:rPr>
+        <w:t>\</w:t>
+      </w:r>
+      <w:proofErr w:type="spellStart"/>
+      <w:r>
+        <w:rPr>
+          <w:lang w:val="vi-VN"/>
+        </w:rPr>
+        <w:t>app</w:t>
+      </w:r>
+      <w:proofErr w:type="spellEnd"/>
+      <w:r>
+        <w:rPr>
+          <w:lang w:val="vi-VN"/>
+        </w:rPr>
+        <w:t>\</w:t>
+      </w:r>
+      <w:proofErr w:type="spellStart"/>
+      <w:r>
+        <w:rPr>
+          <w:lang w:val="vi-VN"/>
+        </w:rPr>
+        <w:t>js</w:t>
+      </w:r>
+      <w:proofErr w:type="spellEnd"/>
+      <w:r>
+        <w:rPr>
+          <w:lang w:val="vi-VN"/>
+        </w:rPr>
+        <w:t>\</w:t>
+      </w:r>
+      <w:proofErr w:type="spellStart"/>
+      <w:r>
+        <w:rPr>
+          <w:lang w:val="vi-VN"/>
+        </w:rPr>
+        <w:t>resources</w:t>
+      </w:r>
+      <w:proofErr w:type="spellEnd"/>
+      <w:r>
+        <w:rPr>
+          <w:lang w:val="vi-VN"/>
+        </w:rPr>
+        <w:t>\vi.js</w:t>
+      </w:r>
+      <w:proofErr w:type="gramEnd"/>
+      <w:r>
+        <w:br/>
+        <w:t>D:\Doc\VNGKBible\app\js\resources\en.js</w:t>
+      </w:r>
+    </w:p>
+    <w:p>
+      <w:pPr>
+        <w:pStyle w:val="ListParagraph"/>
+        <w:numPr>
+          <w:ilvl w:val="0"/>
+          <w:numId w:val="5"/>
+        </w:numPr>
+      </w:pPr>
+      <w:r>
+        <w:t>DICTIONARY: Update input/</w:t>
+      </w:r>
+      <w:proofErr w:type="spellStart"/>
+      <w:r>
+        <w:t>sblngt</w:t>
+      </w:r>
+      <w:proofErr w:type="spellEnd"/>
+      <w:r>
+        <w:t>/</w:t>
+      </w:r>
+      <w:proofErr w:type="spellStart"/>
+      <w:r>
+        <w:t>strongs.json</w:t>
+      </w:r>
+      <w:proofErr w:type="spellEnd"/>
+      <w:r>
+        <w:t xml:space="preserve"> and the Strong VN/Greek dictionary </w:t>
+      </w:r>
+      <w:proofErr w:type="spellStart"/>
+      <w:r>
+        <w:t>js</w:t>
+      </w:r>
+      <w:proofErr w:type="spellEnd"/>
+      <w:r>
+        <w:t xml:space="preserve"> files in APP/</w:t>
+      </w:r>
+      <w:proofErr w:type="spellStart"/>
+      <w:r>
+        <w:t>js</w:t>
+      </w:r>
+      <w:proofErr w:type="spellEnd"/>
+      <w:r>
+        <w:t>/plugins</w:t>
+      </w:r>
+    </w:p>
+    <w:p>
+      <w:pPr>
+        <w:rPr>
+          <w:lang w:val="vi-VN"/>
+        </w:rPr>
+      </w:pPr>
+      <w:r>
+        <w:rPr>
+          <w:lang w:val="vi-VN"/>
+        </w:rPr>
+        <w:t>=================================</w:t>
+      </w:r>
+    </w:p>
+    <w:p>
+      <w:r>
+        <w:t xml:space="preserve">To run the local website of </w:t>
+      </w:r>
+      <w:proofErr w:type="spellStart"/>
+      <w:r>
+        <w:t>BibleWebApp</w:t>
+      </w:r>
+      <w:proofErr w:type="spellEnd"/>
+      <w:r>
+        <w:t xml:space="preserve">, modify the shortcuts for Chrome, </w:t>
+      </w:r>
+      <w:proofErr w:type="spellStart"/>
+      <w:r>
+        <w:t>MicrosoftEdge</w:t>
+      </w:r>
+      <w:proofErr w:type="spellEnd"/>
+      <w:r>
+        <w:t xml:space="preserve"> and</w:t>
       </w:r>
       <w:r>
         <w:br/>
@@ -1654,7 +2882,15 @@
         <w:t xml:space="preserve">Target= </w:t>
       </w:r>
       <w:r>
-        <w:t>"C:\Program Files (x86)\Microsoft\Edge\Application\msedge.exe" --profile-directory=Default --allow-file-access-from-files</w:t>
+        <w:t>"C:\Program Files (x</w:t>
+      </w:r>
+      <w:proofErr w:type="gramStart"/>
+      <w:r>
+        <w:t>86)\Microsoft\Edge\Application\msedge.exe</w:t>
+      </w:r>
+      <w:proofErr w:type="gramEnd"/>
+      <w:r>
+        <w:t>" --profile-directory=Default --allow-file-access-from-files</w:t>
       </w:r>
     </w:p>
     <w:p>
@@ -1665,10 +2901,74 @@
         <w:rPr>
           <w:lang w:val="vi-VN"/>
         </w:rPr>
-        <w:t xml:space="preserve"> add NOTES on web VNI window </w:t>
-      </w:r>
-      <w:r>
-        <w:t>use &lt;note type=study&gt; xxxxxxx &lt;/w&gt;</w:t>
+        <w:t xml:space="preserve"> </w:t>
+      </w:r>
+      <w:proofErr w:type="spellStart"/>
+      <w:r>
+        <w:rPr>
+          <w:lang w:val="vi-VN"/>
+        </w:rPr>
+        <w:t>add</w:t>
+      </w:r>
+      <w:proofErr w:type="spellEnd"/>
+      <w:r>
+        <w:rPr>
+          <w:lang w:val="vi-VN"/>
+        </w:rPr>
+        <w:t xml:space="preserve"> NOTES </w:t>
+      </w:r>
+      <w:proofErr w:type="spellStart"/>
+      <w:r>
+        <w:rPr>
+          <w:lang w:val="vi-VN"/>
+        </w:rPr>
+        <w:t>on</w:t>
+      </w:r>
+      <w:proofErr w:type="spellEnd"/>
+      <w:r>
+        <w:rPr>
+          <w:lang w:val="vi-VN"/>
+        </w:rPr>
+        <w:t xml:space="preserve"> </w:t>
+      </w:r>
+      <w:proofErr w:type="spellStart"/>
+      <w:r>
+        <w:rPr>
+          <w:lang w:val="vi-VN"/>
+        </w:rPr>
+        <w:t>web</w:t>
+      </w:r>
+      <w:proofErr w:type="spellEnd"/>
+      <w:r>
+        <w:rPr>
+          <w:lang w:val="vi-VN"/>
+        </w:rPr>
+        <w:t xml:space="preserve"> VNI </w:t>
+      </w:r>
+      <w:proofErr w:type="spellStart"/>
+      <w:r>
+        <w:rPr>
+          <w:lang w:val="vi-VN"/>
+        </w:rPr>
+        <w:t>window</w:t>
+      </w:r>
+      <w:proofErr w:type="spellEnd"/>
+      <w:r>
+        <w:rPr>
+          <w:lang w:val="vi-VN"/>
+        </w:rPr>
+        <w:t xml:space="preserve"> </w:t>
+      </w:r>
+      <w:r>
+        <w:t xml:space="preserve">use &lt;note type=study&gt; </w:t>
+      </w:r>
+      <w:proofErr w:type="spellStart"/>
+      <w:r>
+        <w:t>xxxxxxx</w:t>
+      </w:r>
+      <w:proofErr w:type="spellEnd"/>
+      <w:r>
+        <w:t xml:space="preserve"> &lt;/w&gt;</w:t>
       </w:r>
     </w:p>
     <w:sectPr>
@@ -1682,7 +2982,7 @@
 </file>
 
 <file path=word/numbering.xml><?xml version="1.0" encoding="utf-8"?>
-<w:numbering xmlns:wpc="http://schemas.microsoft.com/office/word/2010/wordprocessingCanvas" xmlns:cx="http://schemas.microsoft.com/office/drawing/2014/chartex" xmlns:cx1="http://schemas.microsoft.com/office/drawing/2015/9/8/chartex" xmlns:cx2="http://schemas.microsoft.com/office/drawing/2015/10/21/chartex" xmlns:cx3="http://schemas.microsoft.com/office/drawing/2016/5/9/chartex" xmlns:cx4="http://schemas.microsoft.com/office/drawing/2016/5/10/chartex" xmlns:cx5="http://schemas.microsoft.com/office/drawing/2016/5/11/chartex" xmlns:cx6="http://schemas.microsoft.com/office/drawing/2016/5/12/chartex" xmlns:cx7="http://schemas.microsoft.com/office/drawing/2016/5/13/chartex" xmlns:cx8="http://schemas.microsoft.com/office/drawing/2016/5/14/chartex" xmlns:mc="http://schemas.openxmlformats.org/markup-compatibility/2006" xmlns:aink="http://schemas.microsoft.com/office/drawing/2016/ink" xmlns:am3d="http://schemas.microsoft.com/office/drawing/2017/model3d" xmlns:o="urn:schemas-microsoft-com:office:office" xmlns:oel="http://schemas.microsoft.com/office/2019/extlst" xmlns:r="http://schemas.openxmlformats.org/officeDocument/2006/relationships" xmlns:m="http://schemas.openxmlformats.org/officeDocument/2006/math" xmlns:v="urn:schemas-microsoft-com:vml" xmlns:wp14="http://schemas.microsoft.com/office/word/2010/wordprocessingDrawing" xmlns:wp="http://schemas.openxmlformats.org/drawingml/2006/wordprocessingDrawing" xmlns:w10="urn:schemas-microsoft-com:office:word" xmlns:w="http://schemas.openxmlformats.org/wordprocessingml/2006/main" xmlns:w14="http://schemas.microsoft.com/office/word/2010/wordml" xmlns:w15="http://schemas.microsoft.com/office/word/2012/wordml" xmlns:w16cex="http://schemas.microsoft.com/office/word/2018/wordml/cex" xmlns:w16cid="http://schemas.microsoft.com/office/word/2016/wordml/cid" xmlns:w16="http://schemas.microsoft.com/office/word/2018/wordml" xmlns:w16sdtdh="http://schemas.microsoft.com/office/word/2020/wordml/sdtdatahash" xmlns:w16se="http://schemas.microsoft.com/office/word/2015/wordml/symex" xmlns:wpg="http://schemas.microsoft.com/office/word/2010/wordprocessingGroup" xmlns:wpi="http://schemas.microsoft.com/office/word/2010/wordprocessingInk" xmlns:wne="http://schemas.microsoft.com/office/word/2006/wordml" xmlns:wps="http://schemas.microsoft.com/office/word/2010/wordprocessingShape" mc:Ignorable="w14 w15 w16se w16cid w16 w16cex w16sdtdh wp14">
+<w:numbering xmlns:wpc="http://schemas.microsoft.com/office/word/2010/wordprocessingCanvas" xmlns:cx="http://schemas.microsoft.com/office/drawing/2014/chartex" xmlns:cx1="http://schemas.microsoft.com/office/drawing/2015/9/8/chartex" xmlns:cx2="http://schemas.microsoft.com/office/drawing/2015/10/21/chartex" xmlns:cx3="http://schemas.microsoft.com/office/drawing/2016/5/9/chartex" xmlns:cx4="http://schemas.microsoft.com/office/drawing/2016/5/10/chartex" xmlns:cx5="http://schemas.microsoft.com/office/drawing/2016/5/11/chartex" xmlns:cx6="http://schemas.microsoft.com/office/drawing/2016/5/12/chartex" xmlns:cx7="http://schemas.microsoft.com/office/drawing/2016/5/13/chartex" xmlns:cx8="http://schemas.microsoft.com/office/drawing/2016/5/14/chartex" xmlns:mc="http://schemas.openxmlformats.org/markup-compatibility/2006" xmlns:aink="http://schemas.microsoft.com/office/drawing/2016/ink" xmlns:am3d="http://schemas.microsoft.com/office/drawing/2017/model3d" xmlns:o="urn:schemas-microsoft-com:office:office" xmlns:oel="http://schemas.microsoft.com/office/2019/extlst" xmlns:r="http://schemas.openxmlformats.org/officeDocument/2006/relationships" xmlns:m="http://schemas.openxmlformats.org/officeDocument/2006/math" xmlns:v="urn:schemas-microsoft-com:vml" xmlns:wp14="http://schemas.microsoft.com/office/word/2010/wordprocessingDrawing" xmlns:wp="http://schemas.openxmlformats.org/drawingml/2006/wordprocessingDrawing" xmlns:w10="urn:schemas-microsoft-com:office:word" xmlns:w="http://schemas.openxmlformats.org/wordprocessingml/2006/main" xmlns:w14="http://schemas.microsoft.com/office/word/2010/wordml" xmlns:w15="http://schemas.microsoft.com/office/word/2012/wordml" xmlns:w16cex="http://schemas.microsoft.com/office/word/2018/wordml/cex" xmlns:w16cid="http://schemas.microsoft.com/office/word/2016/wordml/cid" xmlns:w16="http://schemas.microsoft.com/office/word/2018/wordml" xmlns:w16du="http://schemas.microsoft.com/office/word/2023/wordml/word16du" xmlns:w16sdtdh="http://schemas.microsoft.com/office/word/2020/wordml/sdtdatahash" xmlns:w16sdtfl="http://schemas.microsoft.com/office/word/2024/wordml/sdtformatlock" xmlns:w16se="http://schemas.microsoft.com/office/word/2015/wordml/symex" xmlns:wpg="http://schemas.microsoft.com/office/word/2010/wordprocessingGroup" xmlns:wpi="http://schemas.microsoft.com/office/word/2010/wordprocessingInk" xmlns:wne="http://schemas.microsoft.com/office/word/2006/wordml" xmlns:wps="http://schemas.microsoft.com/office/word/2010/wordprocessingShape" mc:Ignorable="w14 w15 w16se w16cid w16 w16cex w16sdtdh w16sdtfl w16du wp14">
   <w:abstractNum w:abstractNumId="0" w15:restartNumberingAfterBreak="0">
     <w:nsid w:val="06A7636B"/>
     <w:multiLevelType w:val="hybridMultilevel"/>
@@ -2567,7 +3867,7 @@
 </file>
 
 <file path=word/styles.xml><?xml version="1.0" encoding="utf-8"?>
-<w:styles xmlns:mc="http://schemas.openxmlformats.org/markup-compatibility/2006" xmlns:r="http://schemas.openxmlformats.org/officeDocument/2006/relationships" xmlns:w="http://schemas.openxmlformats.org/wordprocessingml/2006/main" xmlns:w14="http://schemas.microsoft.com/office/word/2010/wordml" xmlns:w15="http://schemas.microsoft.com/office/word/2012/wordml" xmlns:w16cex="http://schemas.microsoft.com/office/word/2018/wordml/cex" xmlns:w16cid="http://schemas.microsoft.com/office/word/2016/wordml/cid" xmlns:w16="http://schemas.microsoft.com/office/word/2018/wordml" xmlns:w16sdtdh="http://schemas.microsoft.com/office/word/2020/wordml/sdtdatahash" xmlns:w16se="http://schemas.microsoft.com/office/word/2015/wordml/symex" mc:Ignorable="w14 w15 w16se w16cid w16 w16cex w16sdtdh">
+<w:styles xmlns:mc="http://schemas.openxmlformats.org/markup-compatibility/2006" xmlns:r="http://schemas.openxmlformats.org/officeDocument/2006/relationships" xmlns:w="http://schemas.openxmlformats.org/wordprocessingml/2006/main" xmlns:w14="http://schemas.microsoft.com/office/word/2010/wordml" xmlns:w15="http://schemas.microsoft.com/office/word/2012/wordml" xmlns:w16cex="http://schemas.microsoft.com/office/word/2018/wordml/cex" xmlns:w16cid="http://schemas.microsoft.com/office/word/2016/wordml/cid" xmlns:w16="http://schemas.microsoft.com/office/word/2018/wordml" xmlns:w16du="http://schemas.microsoft.com/office/word/2023/wordml/word16du" xmlns:w16sdtdh="http://schemas.microsoft.com/office/word/2020/wordml/sdtdatahash" xmlns:w16sdtfl="http://schemas.microsoft.com/office/word/2024/wordml/sdtformatlock" xmlns:w16se="http://schemas.microsoft.com/office/word/2015/wordml/symex" mc:Ignorable="w14 w15 w16se w16cid w16 w16cex w16sdtdh w16sdtfl w16du">
   <w:docDefaults>
     <w:rPrDefault>
       <w:rPr>
